--- a/templates/attestation-conge-maternite.docx
+++ b/templates/attestation-conge-maternite.docx
@@ -17,15 +17,15 @@
         <w:tblLook w:val="0000" w:noHBand="0" w:noVBand="0" w:firstColumn="0" w:lastRow="0" w:lastColumn="0" w:firstRow="0"/>
       </w:tblPr>
       <w:tblGrid>
-        <w:gridCol w:w="3997"/>
+        <w:gridCol w:w="3996"/>
         <w:gridCol w:w="2021"/>
-        <w:gridCol w:w="3870"/>
+        <w:gridCol w:w="3871"/>
       </w:tblGrid>
       <w:tr>
         <w:trPr/>
         <w:tc>
           <w:tcPr>
-            <w:tcW w:w="3997" w:type="dxa"/>
+            <w:tcW w:w="3996" w:type="dxa"/>
             <w:tcBorders/>
           </w:tcPr>
           <w:p>
@@ -357,7 +357,7 @@
         </w:tc>
         <w:tc>
           <w:tcPr>
-            <w:tcW w:w="3870" w:type="dxa"/>
+            <w:tcW w:w="3871" w:type="dxa"/>
             <w:tcBorders/>
           </w:tcPr>
           <w:p>
@@ -633,16 +633,11 @@
         <w:pStyle w:val="Normal"/>
         <w:spacing w:lineRule="auto" w:line="240" w:before="0" w:after="0"/>
         <w:jc w:val="center"/>
-        <w:rPr>
-          <w:rFonts w:ascii="Times New Roman" w:hAnsi="Times New Roman"/>
-          <w:b/>
-          <w:color w:val="000000"/>
-          <w:lang w:val="fr-FR"/>
-        </w:rPr>
+        <w:rPr/>
       </w:pPr>
       <w:r>
         <w:rPr>
-          <w:rFonts w:ascii="Times New Roman" w:hAnsi="Times New Roman"/>
+          <w:rFonts w:ascii="Arial Narrow" w:hAnsi="Arial Narrow"/>
           <w:b/>
           <w:bCs/>
           <w:sz w:val="24"/>
@@ -653,7 +648,7 @@
       </w:r>
       <w:r>
         <w:rPr>
-          <w:rFonts w:ascii="Times New Roman" w:hAnsi="Times New Roman"/>
+          <w:rFonts w:ascii="Arial Narrow" w:hAnsi="Arial Narrow"/>
           <w:b/>
           <w:color w:val="000000"/>
           <w:sz w:val="24"/>
@@ -665,6 +660,7 @@
       <w:r>
         <w:rPr>
           <w:rStyle w:val="SourceText"/>
+          <w:rFonts w:ascii="Arial Narrow" w:hAnsi="Arial Narrow"/>
           <w:b/>
           <w:color w:val="000000"/>
           <w:sz w:val="24"/>
@@ -675,7 +671,7 @@
       </w:r>
       <w:r>
         <w:rPr>
-          <w:rFonts w:ascii="Times New Roman" w:hAnsi="Times New Roman"/>
+          <w:rFonts w:ascii="Arial Narrow" w:hAnsi="Arial Narrow"/>
           <w:b/>
           <w:color w:val="000000"/>
           <w:sz w:val="24"/>
@@ -687,6 +683,7 @@
       <w:r>
         <w:rPr>
           <w:rStyle w:val="SourceText"/>
+          <w:rFonts w:ascii="Arial Narrow" w:hAnsi="Arial Narrow"/>
           <w:b/>
           <w:color w:val="000000"/>
           <w:sz w:val="24"/>
@@ -697,7 +694,7 @@
       </w:r>
       <w:r>
         <w:rPr>
-          <w:rFonts w:ascii="Times New Roman" w:hAnsi="Times New Roman"/>
+          <w:rFonts w:ascii="Arial Narrow" w:hAnsi="Arial Narrow"/>
           <w:b/>
           <w:color w:val="000000"/>
           <w:sz w:val="24"/>
@@ -709,6 +706,7 @@
       <w:r>
         <w:rPr>
           <w:rStyle w:val="SourceText"/>
+          <w:rFonts w:ascii="Arial Narrow" w:hAnsi="Arial Narrow"/>
           <w:b/>
           <w:color w:val="000000"/>
           <w:sz w:val="24"/>
@@ -719,18 +717,18 @@
       </w:r>
       <w:r>
         <w:rPr>
-          <w:rFonts w:ascii="Times New Roman" w:hAnsi="Times New Roman"/>
+          <w:rFonts w:ascii="Arial Narrow" w:hAnsi="Arial Narrow"/>
           <w:b/>
           <w:color w:val="000000"/>
           <w:sz w:val="24"/>
           <w:szCs w:val="24"/>
           <w:lang w:val="fr-FR"/>
         </w:rPr>
-        <w:t xml:space="preserve"> de l'Université de Ngaoundéré.</w:t>
-      </w:r>
-      <w:r>
-        <w:rPr>
-          <w:rFonts w:ascii="Times New Roman" w:hAnsi="Times New Roman"/>
+        <w:t xml:space="preserve"> de l'Université de Ngaoundéré</w:t>
+      </w:r>
+      <w:r>
+        <w:rPr>
+          <w:rFonts w:ascii="Arial Narrow" w:hAnsi="Arial Narrow"/>
           <w:b/>
           <w:color w:val="000000"/>
           <w:lang w:val="fr-FR"/>
@@ -831,8 +829,8 @@
         <w:tblLook w:val="0000" w:noHBand="0" w:noVBand="0" w:firstColumn="0" w:lastRow="0" w:lastColumn="0" w:firstRow="0"/>
       </w:tblPr>
       <w:tblGrid>
-        <w:gridCol w:w="435"/>
-        <w:gridCol w:w="10196"/>
+        <w:gridCol w:w="434"/>
+        <w:gridCol w:w="10197"/>
       </w:tblGrid>
       <w:tr>
         <w:trPr>
@@ -840,7 +838,7 @@
         </w:trPr>
         <w:tc>
           <w:tcPr>
-            <w:tcW w:w="435" w:type="dxa"/>
+            <w:tcW w:w="434" w:type="dxa"/>
             <w:tcBorders/>
             <w:vAlign w:val="center"/>
           </w:tcPr>
@@ -884,7 +882,7 @@
         </w:tc>
         <w:tc>
           <w:tcPr>
-            <w:tcW w:w="10196" w:type="dxa"/>
+            <w:tcW w:w="10197" w:type="dxa"/>
             <w:tcBorders/>
           </w:tcPr>
           <w:p>
@@ -919,7 +917,7 @@
         <w:trPr/>
         <w:tc>
           <w:tcPr>
-            <w:tcW w:w="435" w:type="dxa"/>
+            <w:tcW w:w="434" w:type="dxa"/>
             <w:tcBorders/>
           </w:tcPr>
           <w:p>
@@ -944,7 +942,7 @@
         </w:tc>
         <w:tc>
           <w:tcPr>
-            <w:tcW w:w="10196" w:type="dxa"/>
+            <w:tcW w:w="10197" w:type="dxa"/>
             <w:tcBorders/>
           </w:tcPr>
           <w:p>
@@ -975,7 +973,7 @@
         <w:trPr/>
         <w:tc>
           <w:tcPr>
-            <w:tcW w:w="435" w:type="dxa"/>
+            <w:tcW w:w="434" w:type="dxa"/>
             <w:tcBorders/>
           </w:tcPr>
           <w:p>
@@ -1000,7 +998,7 @@
         </w:tc>
         <w:tc>
           <w:tcPr>
-            <w:tcW w:w="10196" w:type="dxa"/>
+            <w:tcW w:w="10197" w:type="dxa"/>
             <w:tcBorders/>
           </w:tcPr>
           <w:p>
@@ -1031,7 +1029,7 @@
         <w:trPr/>
         <w:tc>
           <w:tcPr>
-            <w:tcW w:w="435" w:type="dxa"/>
+            <w:tcW w:w="434" w:type="dxa"/>
             <w:tcBorders/>
           </w:tcPr>
           <w:p>
@@ -1058,7 +1056,7 @@
         </w:tc>
         <w:tc>
           <w:tcPr>
-            <w:tcW w:w="10196" w:type="dxa"/>
+            <w:tcW w:w="10197" w:type="dxa"/>
             <w:tcBorders/>
           </w:tcPr>
           <w:p>
@@ -1088,7 +1086,7 @@
         <w:trPr/>
         <w:tc>
           <w:tcPr>
-            <w:tcW w:w="435" w:type="dxa"/>
+            <w:tcW w:w="434" w:type="dxa"/>
             <w:tcBorders/>
             <w:vAlign w:val="center"/>
           </w:tcPr>
@@ -1114,7 +1112,7 @@
         </w:tc>
         <w:tc>
           <w:tcPr>
-            <w:tcW w:w="10196" w:type="dxa"/>
+            <w:tcW w:w="10197" w:type="dxa"/>
             <w:tcBorders/>
           </w:tcPr>
           <w:p>
@@ -1145,7 +1143,7 @@
         <w:trPr/>
         <w:tc>
           <w:tcPr>
-            <w:tcW w:w="435" w:type="dxa"/>
+            <w:tcW w:w="434" w:type="dxa"/>
             <w:tcBorders/>
           </w:tcPr>
           <w:p>
@@ -1170,7 +1168,7 @@
         </w:tc>
         <w:tc>
           <w:tcPr>
-            <w:tcW w:w="10196" w:type="dxa"/>
+            <w:tcW w:w="10197" w:type="dxa"/>
             <w:tcBorders/>
           </w:tcPr>
           <w:p>
@@ -1219,7 +1217,7 @@
                 <w:szCs w:val="18"/>
                 <w:lang w:val="fr-FR"/>
               </w:rPr>
-              <w:t xml:space="preserve">le décret n° 92/74 du 13 avril 1992, transformant les Centres Universitaires de Buéa et Ngaoundéré en Universités; </w:t>
+              <w:t>le décret n° 92/74 du 13 avril 1992, transformant les Centres Universitaires de Buéa et Ngaoundéré en Universités;</w:t>
             </w:r>
           </w:p>
         </w:tc>
@@ -1228,7 +1226,7 @@
         <w:trPr/>
         <w:tc>
           <w:tcPr>
-            <w:tcW w:w="435" w:type="dxa"/>
+            <w:tcW w:w="434" w:type="dxa"/>
             <w:tcBorders/>
           </w:tcPr>
           <w:p>
@@ -1253,7 +1251,7 @@
         </w:tc>
         <w:tc>
           <w:tcPr>
-            <w:tcW w:w="10196" w:type="dxa"/>
+            <w:tcW w:w="10197" w:type="dxa"/>
             <w:tcBorders/>
           </w:tcPr>
           <w:p>
@@ -1308,7 +1306,7 @@
         <w:trPr/>
         <w:tc>
           <w:tcPr>
-            <w:tcW w:w="435" w:type="dxa"/>
+            <w:tcW w:w="434" w:type="dxa"/>
             <w:tcBorders/>
             <w:vAlign w:val="center"/>
           </w:tcPr>
@@ -1352,7 +1350,7 @@
         </w:tc>
         <w:tc>
           <w:tcPr>
-            <w:tcW w:w="10196" w:type="dxa"/>
+            <w:tcW w:w="10197" w:type="dxa"/>
             <w:tcBorders/>
           </w:tcPr>
           <w:p>
@@ -1389,7 +1387,7 @@
         <w:trPr/>
         <w:tc>
           <w:tcPr>
-            <w:tcW w:w="435" w:type="dxa"/>
+            <w:tcW w:w="434" w:type="dxa"/>
             <w:tcBorders/>
             <w:vAlign w:val="center"/>
           </w:tcPr>
@@ -1415,7 +1413,7 @@
         </w:tc>
         <w:tc>
           <w:tcPr>
-            <w:tcW w:w="10196" w:type="dxa"/>
+            <w:tcW w:w="10197" w:type="dxa"/>
             <w:tcBorders/>
           </w:tcPr>
           <w:p>
@@ -1452,7 +1450,7 @@
         <w:trPr/>
         <w:tc>
           <w:tcPr>
-            <w:tcW w:w="435" w:type="dxa"/>
+            <w:tcW w:w="434" w:type="dxa"/>
             <w:tcBorders/>
           </w:tcPr>
           <w:p>
@@ -1477,7 +1475,7 @@
         </w:tc>
         <w:tc>
           <w:tcPr>
-            <w:tcW w:w="10196" w:type="dxa"/>
+            <w:tcW w:w="10197" w:type="dxa"/>
             <w:tcBorders/>
           </w:tcPr>
           <w:p>
@@ -1526,7 +1524,7 @@
                 <w:szCs w:val="18"/>
                 <w:lang w:val="fr-FR"/>
               </w:rPr>
-              <w:t xml:space="preserve">le décret n°93 /035 du 19 janvier 1993, portant Statut Spécial des Personnels de l’Enseignement Supérieur, modifié et complété par le décret n°2000/048 du 15 mars 2000; </w:t>
+              <w:t>le décret n°93 /035 du 19 janvier 1993, portant Statut Spécial des Personnels de l’Enseignement Supérieur, modifié et complété par le décret n°2000/048 du 15 mars 2000;</w:t>
             </w:r>
           </w:p>
         </w:tc>
@@ -1535,7 +1533,7 @@
         <w:trPr/>
         <w:tc>
           <w:tcPr>
-            <w:tcW w:w="435" w:type="dxa"/>
+            <w:tcW w:w="434" w:type="dxa"/>
             <w:tcBorders/>
             <w:vAlign w:val="center"/>
           </w:tcPr>
@@ -1561,7 +1559,7 @@
         </w:tc>
         <w:tc>
           <w:tcPr>
-            <w:tcW w:w="10196" w:type="dxa"/>
+            <w:tcW w:w="10197" w:type="dxa"/>
             <w:tcBorders/>
           </w:tcPr>
           <w:p>
@@ -1601,7 +1599,7 @@
                 <w:szCs w:val="18"/>
                 <w:lang w:val="fr-FR"/>
               </w:rPr>
-              <w:t xml:space="preserve">le décret n° 2000/049 du 15 mars 2000, fixant l’échelonnement indiciaire du corps de l’Enseignement Supérieur; </w:t>
+              <w:t>le décret n° 2000/049 du 15 mars 2000, fixant l’échelonnement indiciaire du corps de l’Enseignement Supérieur;</w:t>
             </w:r>
           </w:p>
         </w:tc>
@@ -1610,7 +1608,7 @@
         <w:trPr/>
         <w:tc>
           <w:tcPr>
-            <w:tcW w:w="435" w:type="dxa"/>
+            <w:tcW w:w="434" w:type="dxa"/>
             <w:tcBorders/>
             <w:vAlign w:val="center"/>
           </w:tcPr>
@@ -1636,7 +1634,7 @@
         </w:tc>
         <w:tc>
           <w:tcPr>
-            <w:tcW w:w="10196" w:type="dxa"/>
+            <w:tcW w:w="10197" w:type="dxa"/>
             <w:tcBorders/>
           </w:tcPr>
           <w:p>
@@ -1676,7 +1674,7 @@
                 <w:szCs w:val="18"/>
                 <w:lang w:val="fr-FR"/>
               </w:rPr>
-              <w:t xml:space="preserve">le décret n° 2005/383 du 17 octobre 2005, fixant les règles financières applicables aux universités; </w:t>
+              <w:t>le décret n° 2005/383 du 17 octobre 2005, fixant les règles financières applicables aux universités;</w:t>
             </w:r>
           </w:p>
         </w:tc>
@@ -1685,7 +1683,7 @@
         <w:trPr/>
         <w:tc>
           <w:tcPr>
-            <w:tcW w:w="435" w:type="dxa"/>
+            <w:tcW w:w="434" w:type="dxa"/>
             <w:tcBorders/>
             <w:vAlign w:val="center"/>
           </w:tcPr>
@@ -1711,7 +1709,7 @@
         </w:tc>
         <w:tc>
           <w:tcPr>
-            <w:tcW w:w="10196" w:type="dxa"/>
+            <w:tcW w:w="10197" w:type="dxa"/>
             <w:tcBorders/>
           </w:tcPr>
           <w:p>
@@ -1751,7 +1749,7 @@
                 <w:szCs w:val="18"/>
                 <w:lang w:val="fr-FR"/>
               </w:rPr>
-              <w:t xml:space="preserve">le décret n° 2008/099 du 07 mars 2008, revalorisant la rémunération mensuelle de base des personnels civils et militaires;  </w:t>
+              <w:t>le décret n° 2008/099 du 07 mars 2008, revalorisant la rémunération mensuelle de base des personnels civils et militaires;</w:t>
             </w:r>
           </w:p>
         </w:tc>
@@ -1760,7 +1758,7 @@
         <w:trPr/>
         <w:tc>
           <w:tcPr>
-            <w:tcW w:w="435" w:type="dxa"/>
+            <w:tcW w:w="434" w:type="dxa"/>
             <w:tcBorders/>
             <w:vAlign w:val="center"/>
           </w:tcPr>
@@ -1786,7 +1784,7 @@
         </w:tc>
         <w:tc>
           <w:tcPr>
-            <w:tcW w:w="10196" w:type="dxa"/>
+            <w:tcW w:w="10197" w:type="dxa"/>
             <w:tcBorders/>
           </w:tcPr>
           <w:p>
@@ -1817,7 +1815,7 @@
         <w:trPr/>
         <w:tc>
           <w:tcPr>
-            <w:tcW w:w="435" w:type="dxa"/>
+            <w:tcW w:w="434" w:type="dxa"/>
             <w:tcBorders/>
           </w:tcPr>
           <w:p>
@@ -1842,7 +1840,7 @@
         </w:tc>
         <w:tc>
           <w:tcPr>
-            <w:tcW w:w="10196" w:type="dxa"/>
+            <w:tcW w:w="10197" w:type="dxa"/>
             <w:tcBorders/>
           </w:tcPr>
           <w:p>
@@ -1910,7 +1908,7 @@
         <w:trPr/>
         <w:tc>
           <w:tcPr>
-            <w:tcW w:w="435" w:type="dxa"/>
+            <w:tcW w:w="434" w:type="dxa"/>
             <w:tcBorders/>
           </w:tcPr>
           <w:p>
@@ -1935,7 +1933,7 @@
         </w:tc>
         <w:tc>
           <w:tcPr>
-            <w:tcW w:w="10196" w:type="dxa"/>
+            <w:tcW w:w="10197" w:type="dxa"/>
             <w:tcBorders/>
           </w:tcPr>
           <w:p>
@@ -1984,7 +1982,7 @@
         <w:trPr/>
         <w:tc>
           <w:tcPr>
-            <w:tcW w:w="435" w:type="dxa"/>
+            <w:tcW w:w="434" w:type="dxa"/>
             <w:tcBorders/>
           </w:tcPr>
           <w:p>
@@ -2009,7 +2007,7 @@
         </w:tc>
         <w:tc>
           <w:tcPr>
-            <w:tcW w:w="10196" w:type="dxa"/>
+            <w:tcW w:w="10197" w:type="dxa"/>
             <w:tcBorders/>
           </w:tcPr>
           <w:p>
@@ -2058,7 +2056,7 @@
         <w:trPr/>
         <w:tc>
           <w:tcPr>
-            <w:tcW w:w="435" w:type="dxa"/>
+            <w:tcW w:w="434" w:type="dxa"/>
             <w:tcBorders/>
           </w:tcPr>
           <w:p>
@@ -2084,7 +2082,7 @@
         </w:tc>
         <w:tc>
           <w:tcPr>
-            <w:tcW w:w="10196" w:type="dxa"/>
+            <w:tcW w:w="10197" w:type="dxa"/>
             <w:tcBorders/>
           </w:tcPr>
           <w:p>
@@ -2142,7 +2140,7 @@
         <w:trPr/>
         <w:tc>
           <w:tcPr>
-            <w:tcW w:w="435" w:type="dxa"/>
+            <w:tcW w:w="434" w:type="dxa"/>
             <w:tcBorders/>
           </w:tcPr>
           <w:p>
@@ -2168,7 +2166,7 @@
         </w:tc>
         <w:tc>
           <w:tcPr>
-            <w:tcW w:w="10196" w:type="dxa"/>
+            <w:tcW w:w="10197" w:type="dxa"/>
             <w:tcBorders/>
           </w:tcPr>
           <w:p>
@@ -2222,6 +2220,7 @@
             <w:r>
               <w:rPr>
                 <w:rStyle w:val="SourceText"/>
+                <w:rFonts w:ascii="Arial Narrow" w:hAnsi="Arial Narrow"/>
                 <w:color w:val="000000"/>
                 <w:sz w:val="18"/>
                 <w:szCs w:val="18"/>
@@ -2242,6 +2241,7 @@
             <w:r>
               <w:rPr>
                 <w:rStyle w:val="SourceText"/>
+                <w:rFonts w:ascii="Arial Narrow" w:hAnsi="Arial Narrow"/>
                 <w:color w:val="000000"/>
                 <w:sz w:val="18"/>
                 <w:szCs w:val="18"/>
@@ -2262,6 +2262,7 @@
             <w:r>
               <w:rPr>
                 <w:rStyle w:val="SourceText"/>
+                <w:rFonts w:ascii="Arial Narrow" w:hAnsi="Arial Narrow"/>
                 <w:color w:val="000000"/>
                 <w:sz w:val="18"/>
                 <w:szCs w:val="18"/>
@@ -2286,7 +2287,7 @@
         <w:trPr/>
         <w:tc>
           <w:tcPr>
-            <w:tcW w:w="435" w:type="dxa"/>
+            <w:tcW w:w="434" w:type="dxa"/>
             <w:tcBorders/>
           </w:tcPr>
           <w:p>
@@ -2312,7 +2313,7 @@
         </w:tc>
         <w:tc>
           <w:tcPr>
-            <w:tcW w:w="10196" w:type="dxa"/>
+            <w:tcW w:w="10197" w:type="dxa"/>
             <w:tcBorders/>
           </w:tcPr>
           <w:p>
@@ -2381,7 +2382,7 @@
         <w:trPr/>
         <w:tc>
           <w:tcPr>
-            <w:tcW w:w="435" w:type="dxa"/>
+            <w:tcW w:w="434" w:type="dxa"/>
             <w:tcBorders/>
             <w:vAlign w:val="center"/>
           </w:tcPr>
@@ -2408,7 +2409,7 @@
         </w:tc>
         <w:tc>
           <w:tcPr>
-            <w:tcW w:w="10196" w:type="dxa"/>
+            <w:tcW w:w="10197" w:type="dxa"/>
             <w:tcBorders/>
           </w:tcPr>
           <w:p>
@@ -3780,6 +3781,7 @@
     <w:rsid w:val="00047437"/>
     <w:pPr>
       <w:widowControl/>
+      <w:suppressAutoHyphens w:val="true"/>
       <w:bidi w:val="0"/>
       <w:spacing w:lineRule="auto" w:line="276" w:before="0" w:after="200"/>
       <w:jc w:val="left"/>
@@ -3790,7 +3792,7 @@
       <w:kern w:val="0"/>
       <w:sz w:val="22"/>
       <w:szCs w:val="22"/>
-      <w:lang w:val="en-US" w:bidi="en-US" w:eastAsia="en-US"/>
+      <w:lang w:val="en-US" w:eastAsia="en-US" w:bidi="en-US"/>
     </w:rPr>
   </w:style>
   <w:style w:type="character" w:styleId="DefaultParagraphFont" w:default="1">
